--- a/DevOps CA2 1197.docx
+++ b/DevOps CA2 1197.docx
@@ -139,7 +139,7 @@
           <wp:inline distB="114300" distT="114300" distL="114300" distR="114300">
             <wp:extent cx="5731200" cy="5334000"/>
             <wp:effectExtent b="0" l="0" r="0" t="0"/>
-            <wp:docPr id="2" name="image1.png"/>
+            <wp:docPr id="3" name="image1.png"/>
             <a:graphic>
               <a:graphicData uri="http://schemas.openxmlformats.org/drawingml/2006/picture">
                 <pic:pic>
@@ -192,12 +192,12 @@
           <wp:inline distB="114300" distT="114300" distL="114300" distR="114300">
             <wp:extent cx="5731200" cy="3035300"/>
             <wp:effectExtent b="0" l="0" r="0" t="0"/>
-            <wp:docPr id="1" name="image2.png"/>
+            <wp:docPr id="6" name="image6.png"/>
             <a:graphic>
               <a:graphicData uri="http://schemas.openxmlformats.org/drawingml/2006/picture">
                 <pic:pic>
                   <pic:nvPicPr>
-                    <pic:cNvPr id="0" name="image2.png"/>
+                    <pic:cNvPr id="0" name="image6.png"/>
                     <pic:cNvPicPr preferRelativeResize="0"/>
                   </pic:nvPicPr>
                   <pic:blipFill>
@@ -257,19 +257,19 @@
         </w:rPr>
         <w:drawing>
           <wp:inline distB="114300" distT="114300" distL="114300" distR="114300">
-            <wp:extent cx="5734050" cy="2844366"/>
+            <wp:extent cx="5731200" cy="3035300"/>
             <wp:effectExtent b="0" l="0" r="0" t="0"/>
-            <wp:docPr id="4" name="image5.png"/>
+            <wp:docPr id="7" name="image7.png"/>
             <a:graphic>
               <a:graphicData uri="http://schemas.openxmlformats.org/drawingml/2006/picture">
                 <pic:pic>
                   <pic:nvPicPr>
-                    <pic:cNvPr id="0" name="image5.png"/>
+                    <pic:cNvPr id="0" name="image7.png"/>
                     <pic:cNvPicPr preferRelativeResize="0"/>
                   </pic:nvPicPr>
                   <pic:blipFill>
                     <a:blip r:embed="rId9"/>
-                    <a:srcRect b="8957" l="0" r="0" t="0"/>
+                    <a:srcRect b="0" l="0" r="0" t="0"/>
                     <a:stretch>
                       <a:fillRect/>
                     </a:stretch>
@@ -277,7 +277,7 @@
                   <pic:spPr>
                     <a:xfrm>
                       <a:off x="0" y="0"/>
-                      <a:ext cx="5734050" cy="2844366"/>
+                      <a:ext cx="5731200" cy="3035300"/>
                     </a:xfrm>
                     <a:prstGeom prst="rect"/>
                     <a:ln/>
@@ -310,9 +310,129 @@
         </w:rPr>
         <w:drawing>
           <wp:inline distB="114300" distT="114300" distL="114300" distR="114300">
-            <wp:extent cx="6513833" cy="3161947"/>
+            <wp:extent cx="5731200" cy="3390900"/>
             <wp:effectExtent b="0" l="0" r="0" t="0"/>
-            <wp:docPr id="3" name="image4.png"/>
+            <wp:docPr id="1" name="image3.png"/>
+            <a:graphic>
+              <a:graphicData uri="http://schemas.openxmlformats.org/drawingml/2006/picture">
+                <pic:pic>
+                  <pic:nvPicPr>
+                    <pic:cNvPr id="0" name="image3.png"/>
+                    <pic:cNvPicPr preferRelativeResize="0"/>
+                  </pic:nvPicPr>
+                  <pic:blipFill>
+                    <a:blip r:embed="rId10"/>
+                    <a:srcRect b="0" l="0" r="0" t="0"/>
+                    <a:stretch>
+                      <a:fillRect/>
+                    </a:stretch>
+                  </pic:blipFill>
+                  <pic:spPr>
+                    <a:xfrm>
+                      <a:off x="0" y="0"/>
+                      <a:ext cx="5731200" cy="3390900"/>
+                    </a:xfrm>
+                    <a:prstGeom prst="rect"/>
+                    <a:ln/>
+                  </pic:spPr>
+                </pic:pic>
+              </a:graphicData>
+            </a:graphic>
+          </wp:inline>
+        </w:drawing>
+      </w:r>
+      <w:r>
+        <w:rPr>
+          <w:rtl w:val="0"/>
+        </w:rPr>
+      </w:r>
+    </w:p>
+    <w:p>
+      <w:pPr>
+        <w:rPr>
+          <w:rFonts w:ascii="Times New Roman" w:cs="Times New Roman" w:eastAsia="Times New Roman" w:hAnsi="Times New Roman"/>
+          <w:sz w:val="24"/>
+          <w:szCs w:val="24"/>
+        </w:rPr>
+      </w:pPr>
+      <w:r>
+        <w:rPr>
+          <w:rtl w:val="0"/>
+        </w:rPr>
+      </w:r>
+    </w:p>
+    <w:p>
+      <w:pPr>
+        <w:rPr>
+          <w:rFonts w:ascii="Times New Roman" w:cs="Times New Roman" w:eastAsia="Times New Roman" w:hAnsi="Times New Roman"/>
+          <w:sz w:val="24"/>
+          <w:szCs w:val="24"/>
+        </w:rPr>
+      </w:pPr>
+      <w:r>
+        <w:rPr>
+          <w:rFonts w:ascii="Times New Roman" w:cs="Times New Roman" w:eastAsia="Times New Roman" w:hAnsi="Times New Roman"/>
+          <w:sz w:val="24"/>
+          <w:szCs w:val="24"/>
+        </w:rPr>
+        <w:drawing>
+          <wp:inline distB="114300" distT="114300" distL="114300" distR="114300">
+            <wp:extent cx="5731200" cy="2959100"/>
+            <wp:effectExtent b="0" l="0" r="0" t="0"/>
+            <wp:docPr id="5" name="image5.png"/>
+            <a:graphic>
+              <a:graphicData uri="http://schemas.openxmlformats.org/drawingml/2006/picture">
+                <pic:pic>
+                  <pic:nvPicPr>
+                    <pic:cNvPr id="0" name="image5.png"/>
+                    <pic:cNvPicPr preferRelativeResize="0"/>
+                  </pic:nvPicPr>
+                  <pic:blipFill>
+                    <a:blip r:embed="rId11"/>
+                    <a:srcRect b="0" l="0" r="0" t="0"/>
+                    <a:stretch>
+                      <a:fillRect/>
+                    </a:stretch>
+                  </pic:blipFill>
+                  <pic:spPr>
+                    <a:xfrm>
+                      <a:off x="0" y="0"/>
+                      <a:ext cx="5731200" cy="2959100"/>
+                    </a:xfrm>
+                    <a:prstGeom prst="rect"/>
+                    <a:ln/>
+                  </pic:spPr>
+                </pic:pic>
+              </a:graphicData>
+            </a:graphic>
+          </wp:inline>
+        </w:drawing>
+      </w:r>
+      <w:r>
+        <w:rPr>
+          <w:rtl w:val="0"/>
+        </w:rPr>
+      </w:r>
+    </w:p>
+    <w:p>
+      <w:pPr>
+        <w:rPr>
+          <w:rFonts w:ascii="Times New Roman" w:cs="Times New Roman" w:eastAsia="Times New Roman" w:hAnsi="Times New Roman"/>
+          <w:sz w:val="24"/>
+          <w:szCs w:val="24"/>
+        </w:rPr>
+      </w:pPr>
+      <w:r>
+        <w:rPr>
+          <w:rFonts w:ascii="Times New Roman" w:cs="Times New Roman" w:eastAsia="Times New Roman" w:hAnsi="Times New Roman"/>
+          <w:sz w:val="24"/>
+          <w:szCs w:val="24"/>
+        </w:rPr>
+        <w:drawing>
+          <wp:inline distB="114300" distT="114300" distL="114300" distR="114300">
+            <wp:extent cx="5731200" cy="2159000"/>
+            <wp:effectExtent b="0" l="0" r="0" t="0"/>
+            <wp:docPr id="2" name="image4.png"/>
             <a:graphic>
               <a:graphicData uri="http://schemas.openxmlformats.org/drawingml/2006/picture">
                 <pic:pic>
@@ -321,7 +441,60 @@
                     <pic:cNvPicPr preferRelativeResize="0"/>
                   </pic:nvPicPr>
                   <pic:blipFill>
-                    <a:blip r:embed="rId10"/>
+                    <a:blip r:embed="rId12"/>
+                    <a:srcRect b="0" l="0" r="0" t="0"/>
+                    <a:stretch>
+                      <a:fillRect/>
+                    </a:stretch>
+                  </pic:blipFill>
+                  <pic:spPr>
+                    <a:xfrm>
+                      <a:off x="0" y="0"/>
+                      <a:ext cx="5731200" cy="2159000"/>
+                    </a:xfrm>
+                    <a:prstGeom prst="rect"/>
+                    <a:ln/>
+                  </pic:spPr>
+                </pic:pic>
+              </a:graphicData>
+            </a:graphic>
+          </wp:inline>
+        </w:drawing>
+      </w:r>
+      <w:r>
+        <w:rPr>
+          <w:rtl w:val="0"/>
+        </w:rPr>
+      </w:r>
+    </w:p>
+    <w:p>
+      <w:pPr>
+        <w:rPr>
+          <w:rFonts w:ascii="Times New Roman" w:cs="Times New Roman" w:eastAsia="Times New Roman" w:hAnsi="Times New Roman"/>
+          <w:sz w:val="24"/>
+          <w:szCs w:val="24"/>
+        </w:rPr>
+      </w:pPr>
+      <w:r>
+        <w:rPr>
+          <w:rFonts w:ascii="Times New Roman" w:cs="Times New Roman" w:eastAsia="Times New Roman" w:hAnsi="Times New Roman"/>
+          <w:sz w:val="24"/>
+          <w:szCs w:val="24"/>
+        </w:rPr>
+        <w:drawing>
+          <wp:inline distB="114300" distT="114300" distL="114300" distR="114300">
+            <wp:extent cx="6513833" cy="3161947"/>
+            <wp:effectExtent b="0" l="0" r="0" t="0"/>
+            <wp:docPr id="4" name="image8.png"/>
+            <a:graphic>
+              <a:graphicData uri="http://schemas.openxmlformats.org/drawingml/2006/picture">
+                <pic:pic>
+                  <pic:nvPicPr>
+                    <pic:cNvPr id="0" name="image8.png"/>
+                    <pic:cNvPicPr preferRelativeResize="0"/>
+                  </pic:nvPicPr>
+                  <pic:blipFill>
+                    <a:blip r:embed="rId13"/>
                     <a:srcRect b="0" l="0" r="3156" t="0"/>
                     <a:stretch>
                       <a:fillRect/>
@@ -365,16 +538,16 @@
           <wp:inline distB="114300" distT="114300" distL="114300" distR="114300">
             <wp:extent cx="5731200" cy="5397500"/>
             <wp:effectExtent b="0" l="0" r="0" t="0"/>
-            <wp:docPr id="5" name="image3.png"/>
+            <wp:docPr id="8" name="image2.png"/>
             <a:graphic>
               <a:graphicData uri="http://schemas.openxmlformats.org/drawingml/2006/picture">
                 <pic:pic>
                   <pic:nvPicPr>
-                    <pic:cNvPr id="0" name="image3.png"/>
+                    <pic:cNvPr id="0" name="image2.png"/>
                     <pic:cNvPicPr preferRelativeResize="0"/>
                   </pic:nvPicPr>
                   <pic:blipFill>
-                    <a:blip r:embed="rId11"/>
+                    <a:blip r:embed="rId14"/>
                     <a:srcRect b="0" l="0" r="0" t="0"/>
                     <a:stretch>
                       <a:fillRect/>
